--- a/002-maze-madness/worksheets/week8.docx
+++ b/002-maze-madness/worksheets/week8.docx
@@ -13,7 +13,7 @@
           <w:b/>
           <w:sz w:val="40"/>
         </w:rPr>
-        <w:t>🏆 M002 Week 8 — English Worksheet</w:t>
+        <w:t>🏆 M002 Week 8 — Final Cube Maze</w:t>
       </w:r>
     </w:p>
     <w:p>
@@ -28,7 +28,7 @@
         <w:t>Topic:</w:t>
       </w:r>
       <w:r>
-        <w:t xml:space="preserve"> Capstone — 20×20×20 Cube Maze · </w:t>
+        <w:t xml:space="preserve"> Final Cube Maze · </w:t>
       </w:r>
       <w:r>
         <w:rPr>
@@ -43,10 +43,19 @@
         <w:rPr>
           <w:b/>
         </w:rPr>
+        <w:t>Level:</w:t>
+      </w:r>
+      <w:r>
+        <w:t xml:space="preserve"> Advanced · </w:t>
+      </w:r>
+      <w:r>
+        <w:rPr>
+          <w:b/>
+        </w:rPr>
         <w:t>Time:</w:t>
       </w:r>
       <w:r>
-        <w:t xml:space="preserve"> about 60 minutes</w:t>
+        <w:t xml:space="preserve"> about 55 minutes</w:t>
       </w:r>
     </w:p>
     <w:p>
@@ -55,16 +64,7 @@
         <w:keepLines/>
       </w:pPr>
       <w:r>
-        <w:t xml:space="preserve">This is the </w:t>
-      </w:r>
-      <w:r>
-        <w:rPr>
-          <w:b/>
-        </w:rPr>
-        <w:t>final project</w:t>
-      </w:r>
-      <w:r>
-        <w:t>. You design a 3D cube maze with redstone doors and levers, then write code that solves it on its own.</w:t>
+        <w:t>This is the final project. Design a 20×20×20 cube maze with redstone doors and levers, then write Python that solves it on its own. It combines everything: loops, turns, AND/OR, 3D up/down, levers, and pistons.</w:t>
       </w:r>
     </w:p>
     <w:p>
@@ -85,15 +85,6 @@
     </w:p>
     <w:p>
       <w:pPr>
-        <w:keepNext/>
-        <w:keepLines/>
-      </w:pPr>
-      <w:r>
-        <w:t>Read each set of steps. Before you imagine the agent doing it, write what you think will happen.</w:t>
-      </w:r>
-    </w:p>
-    <w:p>
-      <w:pPr>
         <w:spacing w:before="40" w:after="160"/>
         <w:ind w:left="288"/>
         <w:keepNext/>
@@ -105,15 +96,19 @@
           <w:rFonts w:ascii="Consolas" w:hAnsi="Consolas" w:cs="Consolas"/>
           <w:sz w:val="21"/>
         </w:rPr>
-        <w:t>A cube maze: 20 wide, 20 deep, 20 tall.</w:t>
+        <w:t>while not at_goal:</w:t>
         <w:br/>
-        <w:t>- multiple floors</w:t>
+        <w:t xml:space="preserve">    if agent.detect(BLOCK, FORWARD) or agent.detect(REDSTONE, FORWARD):</w:t>
         <w:br/>
-        <w:t>- at least 1 redstone door</w:t>
+        <w:t xml:space="preserve">        agent.turn(RIGHT_TURN)</w:t>
         <w:br/>
-        <w:t>- at least 1 lever</w:t>
+        <w:t xml:space="preserve">    elif agent.detect(REDSTONE, DOWN):</w:t>
         <w:br/>
-        <w:t>- a clear start and finish</w:t>
+        <w:t xml:space="preserve">        agent.interact(DOWN)</w:t>
+        <w:br/>
+        <w:t xml:space="preserve">    else:</w:t>
+        <w:br/>
+        <w:t xml:space="preserve">        agent.move(FORWARD, 1)</w:t>
       </w:r>
     </w:p>
     <w:p>
@@ -125,185 +120,7 @@
         <w:rPr>
           <w:b/>
         </w:rPr>
-        <w:t>Sketch (in words) one floor of your maze. Where is the start? Where is the goal?</w:t>
-      </w:r>
-    </w:p>
-    <w:p>
-      <w:pPr>
-        <w:spacing w:after="0" w:before="0" w:line="520" w:lineRule="exact"/>
-        <w:keepNext/>
-        <w:keepLines/>
-        <w:pBdr>
-          <w:bottom w:val="single" w:sz="6" w:space="1" w:color="C9C9C9"/>
-        </w:pBdr>
-      </w:pPr>
-      <w:r>
-        <w:t xml:space="preserve"> </w:t>
-      </w:r>
-    </w:p>
-    <w:p>
-      <w:pPr>
-        <w:spacing w:after="0" w:before="0" w:line="520" w:lineRule="exact"/>
-        <w:keepNext/>
-        <w:keepLines/>
-        <w:pBdr>
-          <w:bottom w:val="single" w:sz="6" w:space="1" w:color="C9C9C9"/>
-        </w:pBdr>
-      </w:pPr>
-      <w:r>
-        <w:t xml:space="preserve"> </w:t>
-      </w:r>
-    </w:p>
-    <w:p>
-      <w:pPr>
-        <w:spacing w:after="0" w:before="0" w:line="520" w:lineRule="exact"/>
-        <w:keepNext/>
-        <w:keepLines/>
-        <w:pBdr>
-          <w:bottom w:val="single" w:sz="6" w:space="1" w:color="C9C9C9"/>
-        </w:pBdr>
-      </w:pPr>
-      <w:r>
-        <w:t xml:space="preserve"> </w:t>
-      </w:r>
-    </w:p>
-    <w:p>
-      <w:pPr>
-        <w:spacing w:after="0" w:before="0" w:line="520" w:lineRule="exact"/>
-        <w:keepNext w:val="0"/>
-        <w:keepLines/>
-        <w:pBdr>
-          <w:bottom w:val="single" w:sz="6" w:space="1" w:color="C9C9C9"/>
-        </w:pBdr>
-      </w:pPr>
-      <w:r>
-        <w:t xml:space="preserve"> </w:t>
-      </w:r>
-    </w:p>
-    <w:p>
-      <w:pPr>
-        <w:spacing w:before="40" w:after="160"/>
-        <w:ind w:left="288"/>
-        <w:keepNext/>
-        <w:keepLines/>
-        <w:shd w:val="clear" w:fill="F4F4F4"/>
-      </w:pPr>
-      <w:r>
-        <w:rPr>
-          <w:rFonts w:ascii="Consolas" w:hAnsi="Consolas" w:cs="Consolas"/>
-          <w:sz w:val="21"/>
-        </w:rPr>
-        <w:t>keep doing until at goal:</w:t>
-        <w:br/>
-        <w:t xml:space="preserve">    if wall ahead OR closed door ahead:</w:t>
-        <w:br/>
-        <w:t xml:space="preserve">        turn right</w:t>
-        <w:br/>
-        <w:t xml:space="preserve">    otherwise if lever ahead:</w:t>
-        <w:br/>
-        <w:t xml:space="preserve">        interact ahead</w:t>
-        <w:br/>
-        <w:t xml:space="preserve">    otherwise:</w:t>
-        <w:br/>
-        <w:t xml:space="preserve">        move forward</w:t>
-      </w:r>
-    </w:p>
-    <w:p>
-      <w:pPr>
-        <w:keepNext/>
-        <w:keepLines/>
-      </w:pPr>
-      <w:r>
-        <w:rPr>
-          <w:b/>
-        </w:rPr>
-        <w:t>This is one strategy. Name one type of maze where this will get stuck.</w:t>
-      </w:r>
-    </w:p>
-    <w:p>
-      <w:pPr>
-        <w:spacing w:after="0" w:before="0" w:line="520" w:lineRule="exact"/>
-        <w:keepNext/>
-        <w:keepLines/>
-        <w:pBdr>
-          <w:bottom w:val="single" w:sz="6" w:space="1" w:color="C9C9C9"/>
-        </w:pBdr>
-      </w:pPr>
-      <w:r>
-        <w:t xml:space="preserve"> </w:t>
-      </w:r>
-    </w:p>
-    <w:p>
-      <w:pPr>
-        <w:spacing w:after="0" w:before="0" w:line="520" w:lineRule="exact"/>
-        <w:keepNext/>
-        <w:keepLines/>
-        <w:pBdr>
-          <w:bottom w:val="single" w:sz="6" w:space="1" w:color="C9C9C9"/>
-        </w:pBdr>
-      </w:pPr>
-      <w:r>
-        <w:t xml:space="preserve"> </w:t>
-      </w:r>
-    </w:p>
-    <w:p>
-      <w:pPr>
-        <w:spacing w:after="0" w:before="0" w:line="520" w:lineRule="exact"/>
-        <w:keepNext/>
-        <w:keepLines/>
-        <w:pBdr>
-          <w:bottom w:val="single" w:sz="6" w:space="1" w:color="C9C9C9"/>
-        </w:pBdr>
-      </w:pPr>
-      <w:r>
-        <w:t xml:space="preserve"> </w:t>
-      </w:r>
-    </w:p>
-    <w:p>
-      <w:pPr>
-        <w:spacing w:after="0" w:before="0" w:line="520" w:lineRule="exact"/>
-        <w:keepNext w:val="0"/>
-        <w:keepLines/>
-        <w:pBdr>
-          <w:bottom w:val="single" w:sz="6" w:space="1" w:color="C9C9C9"/>
-        </w:pBdr>
-      </w:pPr>
-      <w:r>
-        <w:t xml:space="preserve"> </w:t>
-      </w:r>
-    </w:p>
-    <w:p>
-      <w:pPr>
-        <w:spacing w:before="40" w:after="160"/>
-        <w:ind w:left="288"/>
-        <w:keepNext/>
-        <w:keepLines/>
-        <w:shd w:val="clear" w:fill="F4F4F4"/>
-      </w:pPr>
-      <w:r>
-        <w:rPr>
-          <w:rFonts w:ascii="Consolas" w:hAnsi="Consolas" w:cs="Consolas"/>
-          <w:sz w:val="21"/>
-        </w:rPr>
-        <w:t>function go_to_next_floor:</w:t>
-        <w:br/>
-        <w:t xml:space="preserve">    while no stairs ahead:</w:t>
-        <w:br/>
-        <w:t xml:space="preserve">        move forward</w:t>
-        <w:br/>
-        <w:t xml:space="preserve">    move up by 1</w:t>
-      </w:r>
-    </w:p>
-    <w:p>
-      <w:pPr>
-        <w:keepNext/>
-        <w:keepLines/>
-      </w:pPr>
-      <w:r>
-        <w:rPr>
-          <w:b/>
-        </w:rPr>
-        <w:t>Why is it useful to have a function called `go_to_next_floor` in a 3D maze?</w:t>
+        <w:t>Name one maze shape where this strategy gets stuck.</w:t>
       </w:r>
     </w:p>
     <w:p>
@@ -371,60 +188,7 @@
           <w:color w:val="1A4D2E"/>
           <w:sz w:val="30"/>
         </w:rPr>
-        <w:t>2 · Spot the Bug 🐛</w:t>
-      </w:r>
-    </w:p>
-    <w:p>
-      <w:pPr>
-        <w:keepNext/>
-        <w:keepLines/>
-      </w:pPr>
-      <w:r>
-        <w:t xml:space="preserve">Each block of code below was meant to do something, but it is broken. Read what the code is </w:t>
-      </w:r>
-      <w:r>
-        <w:rPr>
-          <w:b/>
-        </w:rPr>
-        <w:t>supposed</w:t>
-      </w:r>
-      <w:r>
-        <w:t xml:space="preserve"> to do, then rewrite it so it works. After that, explain why the original was wrong and why your fix works.</w:t>
-      </w:r>
-    </w:p>
-    <w:p>
-      <w:pPr>
-        <w:keepNext/>
-        <w:keepLines/>
-      </w:pPr>
-      <w:r>
-        <w:rPr>
-          <w:b/>
-        </w:rPr>
-        <w:t>Bug A</w:t>
-      </w:r>
-      <w:r>
-        <w:t xml:space="preserve"> — The agent must use </w:t>
-      </w:r>
-      <w:r>
-        <w:rPr>
-          <w:rFonts w:ascii="Consolas" w:hAnsi="Consolas" w:cs="Consolas"/>
-          <w:sz w:val="21"/>
-          <w:shd w:val="clear" w:fill="EEEEEE"/>
-        </w:rPr>
-        <w:t>interact</w:t>
-      </w:r>
-      <w:r>
-        <w:t xml:space="preserve"> only when there is a </w:t>
-      </w:r>
-      <w:r>
-        <w:rPr>
-          <w:b/>
-        </w:rPr>
-        <w:t>lever</w:t>
-      </w:r>
-      <w:r>
-        <w:t xml:space="preserve"> ahead — not on every step.</w:t>
+        <w:t>2 · Trace 🔍</w:t>
       </w:r>
     </w:p>
     <w:p>
@@ -440,17 +204,23 @@
           <w:rFonts w:ascii="Consolas" w:hAnsi="Consolas" w:cs="Consolas"/>
           <w:sz w:val="21"/>
         </w:rPr>
-        <w:t>keep doing until at goal:</w:t>
+        <w:t>while not at_goal:</w:t>
         <w:br/>
-        <w:t xml:space="preserve">    interact ahead</w:t>
+        <w:t xml:space="preserve">    if agent.detect(REDSTONE, FORWARD):</w:t>
         <w:br/>
-        <w:t xml:space="preserve">    if wall ahead:</w:t>
+        <w:t xml:space="preserve">        agent.interact(FORWARD)</w:t>
         <w:br/>
-        <w:t xml:space="preserve">        turn right</w:t>
+        <w:t xml:space="preserve">    elif agent.detect(BLOCK, FORWARD):</w:t>
         <w:br/>
-        <w:t xml:space="preserve">    otherwise:</w:t>
+        <w:t xml:space="preserve">        agent.turn(RIGHT_TURN)</w:t>
         <w:br/>
-        <w:t xml:space="preserve">        move forward</w:t>
+        <w:t xml:space="preserve">    elif agent.detect(BLOCK, UP):</w:t>
+        <w:br/>
+        <w:t xml:space="preserve">        agent.move(UP, 1)</w:t>
+        <w:br/>
+        <w:t xml:space="preserve">    else:</w:t>
+        <w:br/>
+        <w:t xml:space="preserve">        agent.move(FORWARD, 1)</w:t>
       </w:r>
     </w:p>
     <w:p>
@@ -462,421 +232,7 @@
         <w:rPr>
           <w:b/>
         </w:rPr>
-        <w:t>Write the fixed code:</w:t>
-      </w:r>
-    </w:p>
-    <w:p>
-      <w:pPr>
-        <w:spacing w:after="0" w:before="0" w:line="520" w:lineRule="exact"/>
-        <w:keepNext/>
-        <w:keepLines/>
-        <w:pBdr>
-          <w:bottom w:val="single" w:sz="6" w:space="1" w:color="C9C9C9"/>
-        </w:pBdr>
-      </w:pPr>
-      <w:r>
-        <w:t xml:space="preserve"> </w:t>
-      </w:r>
-    </w:p>
-    <w:p>
-      <w:pPr>
-        <w:spacing w:after="0" w:before="0" w:line="520" w:lineRule="exact"/>
-        <w:keepNext/>
-        <w:keepLines/>
-        <w:pBdr>
-          <w:bottom w:val="single" w:sz="6" w:space="1" w:color="C9C9C9"/>
-        </w:pBdr>
-      </w:pPr>
-      <w:r>
-        <w:t xml:space="preserve"> </w:t>
-      </w:r>
-    </w:p>
-    <w:p>
-      <w:pPr>
-        <w:spacing w:after="0" w:before="0" w:line="520" w:lineRule="exact"/>
-        <w:keepNext/>
-        <w:keepLines/>
-        <w:pBdr>
-          <w:bottom w:val="single" w:sz="6" w:space="1" w:color="C9C9C9"/>
-        </w:pBdr>
-      </w:pPr>
-      <w:r>
-        <w:t xml:space="preserve"> </w:t>
-      </w:r>
-    </w:p>
-    <w:p>
-      <w:pPr>
-        <w:spacing w:after="0" w:before="0" w:line="520" w:lineRule="exact"/>
-        <w:keepNext w:val="0"/>
-        <w:keepLines/>
-        <w:pBdr>
-          <w:bottom w:val="single" w:sz="6" w:space="1" w:color="C9C9C9"/>
-        </w:pBdr>
-      </w:pPr>
-      <w:r>
-        <w:t xml:space="preserve"> </w:t>
-      </w:r>
-    </w:p>
-    <w:p>
-      <w:pPr>
-        <w:keepNext/>
-        <w:keepLines/>
-      </w:pPr>
-      <w:r>
-        <w:rPr>
-          <w:b/>
-        </w:rPr>
-        <w:t>Why was it wrong? Why does your fix work?</w:t>
-      </w:r>
-    </w:p>
-    <w:p>
-      <w:pPr>
-        <w:spacing w:after="0" w:before="0" w:line="520" w:lineRule="exact"/>
-        <w:keepNext/>
-        <w:keepLines/>
-        <w:pBdr>
-          <w:bottom w:val="single" w:sz="6" w:space="1" w:color="C9C9C9"/>
-        </w:pBdr>
-      </w:pPr>
-      <w:r>
-        <w:t xml:space="preserve"> </w:t>
-      </w:r>
-    </w:p>
-    <w:p>
-      <w:pPr>
-        <w:spacing w:after="0" w:before="0" w:line="520" w:lineRule="exact"/>
-        <w:keepNext/>
-        <w:keepLines/>
-        <w:pBdr>
-          <w:bottom w:val="single" w:sz="6" w:space="1" w:color="C9C9C9"/>
-        </w:pBdr>
-      </w:pPr>
-      <w:r>
-        <w:t xml:space="preserve"> </w:t>
-      </w:r>
-    </w:p>
-    <w:p>
-      <w:pPr>
-        <w:spacing w:after="0" w:before="0" w:line="520" w:lineRule="exact"/>
-        <w:keepNext/>
-        <w:keepLines/>
-        <w:pBdr>
-          <w:bottom w:val="single" w:sz="6" w:space="1" w:color="C9C9C9"/>
-        </w:pBdr>
-      </w:pPr>
-      <w:r>
-        <w:t xml:space="preserve"> </w:t>
-      </w:r>
-    </w:p>
-    <w:p>
-      <w:pPr>
-        <w:spacing w:after="0" w:before="0" w:line="520" w:lineRule="exact"/>
-        <w:keepNext w:val="0"/>
-        <w:keepLines/>
-        <w:pBdr>
-          <w:bottom w:val="single" w:sz="6" w:space="1" w:color="C9C9C9"/>
-        </w:pBdr>
-      </w:pPr>
-      <w:r>
-        <w:t xml:space="preserve"> </w:t>
-      </w:r>
-    </w:p>
-    <w:p>
-      <w:pPr>
-        <w:keepNext/>
-        <w:keepLines/>
-      </w:pPr>
-      <w:r>
-        <w:rPr>
-          <w:b/>
-        </w:rPr>
-        <w:t>Bug B</w:t>
-      </w:r>
-      <w:r>
-        <w:t xml:space="preserve"> — The agent should </w:t>
-      </w:r>
-      <w:r>
-        <w:rPr>
-          <w:b/>
-        </w:rPr>
-        <w:t>stop</w:t>
-      </w:r>
-      <w:r>
-        <w:t xml:space="preserve"> when it reaches the goal. Right now it keeps running forever.</w:t>
-      </w:r>
-    </w:p>
-    <w:p>
-      <w:pPr>
-        <w:spacing w:before="40" w:after="160"/>
-        <w:ind w:left="288"/>
-        <w:keepNext/>
-        <w:keepLines/>
-        <w:shd w:val="clear" w:fill="F4F4F4"/>
-      </w:pPr>
-      <w:r>
-        <w:rPr>
-          <w:rFonts w:ascii="Consolas" w:hAnsi="Consolas" w:cs="Consolas"/>
-          <w:sz w:val="21"/>
-        </w:rPr>
-        <w:t>keep doing forever:</w:t>
-        <w:br/>
-        <w:t xml:space="preserve">    if wall ahead:</w:t>
-        <w:br/>
-        <w:t xml:space="preserve">        turn right</w:t>
-        <w:br/>
-        <w:t xml:space="preserve">    otherwise:</w:t>
-        <w:br/>
-        <w:t xml:space="preserve">        move forward</w:t>
-      </w:r>
-    </w:p>
-    <w:p>
-      <w:pPr>
-        <w:keepNext/>
-        <w:keepLines/>
-      </w:pPr>
-      <w:r>
-        <w:rPr>
-          <w:b/>
-        </w:rPr>
-        <w:t>Write the fixed code:</w:t>
-      </w:r>
-    </w:p>
-    <w:p>
-      <w:pPr>
-        <w:spacing w:after="0" w:before="0" w:line="520" w:lineRule="exact"/>
-        <w:keepNext/>
-        <w:keepLines/>
-        <w:pBdr>
-          <w:bottom w:val="single" w:sz="6" w:space="1" w:color="C9C9C9"/>
-        </w:pBdr>
-      </w:pPr>
-      <w:r>
-        <w:t xml:space="preserve"> </w:t>
-      </w:r>
-    </w:p>
-    <w:p>
-      <w:pPr>
-        <w:spacing w:after="0" w:before="0" w:line="520" w:lineRule="exact"/>
-        <w:keepNext/>
-        <w:keepLines/>
-        <w:pBdr>
-          <w:bottom w:val="single" w:sz="6" w:space="1" w:color="C9C9C9"/>
-        </w:pBdr>
-      </w:pPr>
-      <w:r>
-        <w:t xml:space="preserve"> </w:t>
-      </w:r>
-    </w:p>
-    <w:p>
-      <w:pPr>
-        <w:spacing w:after="0" w:before="0" w:line="520" w:lineRule="exact"/>
-        <w:keepNext/>
-        <w:keepLines/>
-        <w:pBdr>
-          <w:bottom w:val="single" w:sz="6" w:space="1" w:color="C9C9C9"/>
-        </w:pBdr>
-      </w:pPr>
-      <w:r>
-        <w:t xml:space="preserve"> </w:t>
-      </w:r>
-    </w:p>
-    <w:p>
-      <w:pPr>
-        <w:spacing w:after="0" w:before="0" w:line="520" w:lineRule="exact"/>
-        <w:keepNext w:val="0"/>
-        <w:keepLines/>
-        <w:pBdr>
-          <w:bottom w:val="single" w:sz="6" w:space="1" w:color="C9C9C9"/>
-        </w:pBdr>
-      </w:pPr>
-      <w:r>
-        <w:t xml:space="preserve"> </w:t>
-      </w:r>
-    </w:p>
-    <w:p>
-      <w:pPr>
-        <w:keepNext/>
-        <w:keepLines/>
-      </w:pPr>
-      <w:r>
-        <w:rPr>
-          <w:b/>
-        </w:rPr>
-        <w:t>Why was it wrong? Why does your fix work?</w:t>
-      </w:r>
-    </w:p>
-    <w:p>
-      <w:pPr>
-        <w:spacing w:after="0" w:before="0" w:line="520" w:lineRule="exact"/>
-        <w:keepNext/>
-        <w:keepLines/>
-        <w:pBdr>
-          <w:bottom w:val="single" w:sz="6" w:space="1" w:color="C9C9C9"/>
-        </w:pBdr>
-      </w:pPr>
-      <w:r>
-        <w:t xml:space="preserve"> </w:t>
-      </w:r>
-    </w:p>
-    <w:p>
-      <w:pPr>
-        <w:spacing w:after="0" w:before="0" w:line="520" w:lineRule="exact"/>
-        <w:keepNext/>
-        <w:keepLines/>
-        <w:pBdr>
-          <w:bottom w:val="single" w:sz="6" w:space="1" w:color="C9C9C9"/>
-        </w:pBdr>
-      </w:pPr>
-      <w:r>
-        <w:t xml:space="preserve"> </w:t>
-      </w:r>
-    </w:p>
-    <w:p>
-      <w:pPr>
-        <w:spacing w:after="0" w:before="0" w:line="520" w:lineRule="exact"/>
-        <w:keepNext/>
-        <w:keepLines/>
-        <w:pBdr>
-          <w:bottom w:val="single" w:sz="6" w:space="1" w:color="C9C9C9"/>
-        </w:pBdr>
-      </w:pPr>
-      <w:r>
-        <w:t xml:space="preserve"> </w:t>
-      </w:r>
-    </w:p>
-    <w:p>
-      <w:pPr>
-        <w:spacing w:after="0" w:before="0" w:line="520" w:lineRule="exact"/>
-        <w:keepNext w:val="0"/>
-        <w:keepLines/>
-        <w:pBdr>
-          <w:bottom w:val="single" w:sz="6" w:space="1" w:color="C9C9C9"/>
-        </w:pBdr>
-      </w:pPr>
-      <w:r>
-        <w:t xml:space="preserve"> </w:t>
-      </w:r>
-    </w:p>
-    <w:p>
-      <w:pPr>
-        <w:keepNext/>
-        <w:keepLines/>
-      </w:pPr>
-      <w:r>
-        <w:rPr>
-          <w:b/>
-        </w:rPr>
-        <w:t>Bug C</w:t>
-      </w:r>
-      <w:r>
-        <w:t xml:space="preserve"> — On a 3D maze the agent must also handle </w:t>
-      </w:r>
-      <w:r>
-        <w:rPr>
-          <w:b/>
-        </w:rPr>
-        <w:t>going up to the next floor</w:t>
-      </w:r>
-      <w:r>
-        <w:t>. Right now the code only handles left/right/forward.</w:t>
-      </w:r>
-    </w:p>
-    <w:p>
-      <w:pPr>
-        <w:spacing w:before="40" w:after="160"/>
-        <w:ind w:left="288"/>
-        <w:keepNext/>
-        <w:keepLines/>
-        <w:shd w:val="clear" w:fill="F4F4F4"/>
-      </w:pPr>
-      <w:r>
-        <w:rPr>
-          <w:rFonts w:ascii="Consolas" w:hAnsi="Consolas" w:cs="Consolas"/>
-          <w:sz w:val="21"/>
-        </w:rPr>
-        <w:t>if wall ahead:</w:t>
-        <w:br/>
-        <w:t xml:space="preserve">    turn right</w:t>
-        <w:br/>
-        <w:t>otherwise:</w:t>
-        <w:br/>
-        <w:t xml:space="preserve">    move forward</w:t>
-      </w:r>
-    </w:p>
-    <w:p>
-      <w:pPr>
-        <w:keepNext/>
-        <w:keepLines/>
-      </w:pPr>
-      <w:r>
-        <w:rPr>
-          <w:b/>
-        </w:rPr>
-        <w:t>Write the fixed code (add an "if stairs ahead" or similar):</w:t>
-      </w:r>
-    </w:p>
-    <w:p>
-      <w:pPr>
-        <w:spacing w:after="0" w:before="0" w:line="520" w:lineRule="exact"/>
-        <w:keepNext/>
-        <w:keepLines/>
-        <w:pBdr>
-          <w:bottom w:val="single" w:sz="6" w:space="1" w:color="C9C9C9"/>
-        </w:pBdr>
-      </w:pPr>
-      <w:r>
-        <w:t xml:space="preserve"> </w:t>
-      </w:r>
-    </w:p>
-    <w:p>
-      <w:pPr>
-        <w:spacing w:after="0" w:before="0" w:line="520" w:lineRule="exact"/>
-        <w:keepNext/>
-        <w:keepLines/>
-        <w:pBdr>
-          <w:bottom w:val="single" w:sz="6" w:space="1" w:color="C9C9C9"/>
-        </w:pBdr>
-      </w:pPr>
-      <w:r>
-        <w:t xml:space="preserve"> </w:t>
-      </w:r>
-    </w:p>
-    <w:p>
-      <w:pPr>
-        <w:spacing w:after="0" w:before="0" w:line="520" w:lineRule="exact"/>
-        <w:keepNext/>
-        <w:keepLines/>
-        <w:pBdr>
-          <w:bottom w:val="single" w:sz="6" w:space="1" w:color="C9C9C9"/>
-        </w:pBdr>
-      </w:pPr>
-      <w:r>
-        <w:t xml:space="preserve"> </w:t>
-      </w:r>
-    </w:p>
-    <w:p>
-      <w:pPr>
-        <w:spacing w:after="0" w:before="0" w:line="520" w:lineRule="exact"/>
-        <w:keepNext w:val="0"/>
-        <w:keepLines/>
-        <w:pBdr>
-          <w:bottom w:val="single" w:sz="6" w:space="1" w:color="C9C9C9"/>
-        </w:pBdr>
-      </w:pPr>
-      <w:r>
-        <w:t xml:space="preserve"> </w:t>
-      </w:r>
-    </w:p>
-    <w:p>
-      <w:pPr>
-        <w:keepNext/>
-        <w:keepLines/>
-      </w:pPr>
-      <w:r>
-        <w:rPr>
-          <w:b/>
-        </w:rPr>
-        <w:t>Why was it wrong? Why does your fix work?</w:t>
+        <w:t>Ahead: a lever, then open path, then a wall, then a block above. Write the action for each step.</w:t>
       </w:r>
     </w:p>
     <w:p>
@@ -944,7 +300,7 @@
           <w:color w:val="1A4D2E"/>
           <w:sz w:val="30"/>
         </w:rPr>
-        <w:t>3 · Tell Me What You Built 📸</w:t>
+        <w:t>3 · Spot + Fix Bugs 🐛</w:t>
       </w:r>
     </w:p>
     <w:p>
@@ -953,16 +309,522 @@
         <w:keepLines/>
       </w:pPr>
       <w:r>
-        <w:t xml:space="preserve">Now build your </w:t>
+        <w:rPr>
+          <w:b/>
+        </w:rPr>
+        <w:t>Bug A</w:t>
       </w:r>
+      <w:r>
+        <w:t xml:space="preserve"> — Must </w:t>
+      </w:r>
+      <w:r>
+        <w:rPr>
+          <w:rFonts w:ascii="Consolas" w:hAnsi="Consolas" w:cs="Consolas"/>
+          <w:sz w:val="21"/>
+          <w:shd w:val="clear" w:fill="EEEEEE"/>
+        </w:rPr>
+        <w:t>interact</w:t>
+      </w:r>
+      <w:r>
+        <w:t xml:space="preserve"> only when a lever is ahead, not every step.</w:t>
+      </w:r>
+    </w:p>
+    <w:p>
+      <w:pPr>
+        <w:spacing w:before="40" w:after="160"/>
+        <w:ind w:left="288"/>
+        <w:keepNext/>
+        <w:keepLines/>
+        <w:shd w:val="clear" w:fill="F4F4F4"/>
+      </w:pPr>
+      <w:r>
+        <w:rPr>
+          <w:rFonts w:ascii="Consolas" w:hAnsi="Consolas" w:cs="Consolas"/>
+          <w:sz w:val="21"/>
+        </w:rPr>
+        <w:t>while not at_goal:</w:t>
+        <w:br/>
+        <w:t xml:space="preserve">    agent.interact(FORWARD)</w:t>
+        <w:br/>
+        <w:t xml:space="preserve">    if agent.detect(BLOCK, FORWARD):</w:t>
+        <w:br/>
+        <w:t xml:space="preserve">        agent.turn(RIGHT_TURN)</w:t>
+        <w:br/>
+        <w:t xml:space="preserve">    else:</w:t>
+        <w:br/>
+        <w:t xml:space="preserve">        agent.move(FORWARD, 1)</w:t>
+      </w:r>
+    </w:p>
+    <w:p>
+      <w:pPr>
+        <w:keepNext/>
+        <w:keepLines/>
+      </w:pPr>
       <w:r>
         <w:rPr>
           <w:b/>
         </w:rPr>
-        <w:t>final project</w:t>
+        <w:t>Fixed code:</w:t>
+      </w:r>
+    </w:p>
+    <w:p>
+      <w:pPr>
+        <w:spacing w:after="0" w:before="0" w:line="520" w:lineRule="exact"/>
+        <w:keepNext/>
+        <w:keepLines/>
+        <w:pBdr>
+          <w:bottom w:val="single" w:sz="6" w:space="1" w:color="C9C9C9"/>
+        </w:pBdr>
+      </w:pPr>
+      <w:r>
+        <w:t xml:space="preserve"> </w:t>
+      </w:r>
+    </w:p>
+    <w:p>
+      <w:pPr>
+        <w:spacing w:after="0" w:before="0" w:line="520" w:lineRule="exact"/>
+        <w:keepNext/>
+        <w:keepLines/>
+        <w:pBdr>
+          <w:bottom w:val="single" w:sz="6" w:space="1" w:color="C9C9C9"/>
+        </w:pBdr>
+      </w:pPr>
+      <w:r>
+        <w:t xml:space="preserve"> </w:t>
+      </w:r>
+    </w:p>
+    <w:p>
+      <w:pPr>
+        <w:spacing w:after="0" w:before="0" w:line="520" w:lineRule="exact"/>
+        <w:keepNext/>
+        <w:keepLines/>
+        <w:pBdr>
+          <w:bottom w:val="single" w:sz="6" w:space="1" w:color="C9C9C9"/>
+        </w:pBdr>
+      </w:pPr>
+      <w:r>
+        <w:t xml:space="preserve"> </w:t>
+      </w:r>
+    </w:p>
+    <w:p>
+      <w:pPr>
+        <w:spacing w:after="0" w:before="0" w:line="520" w:lineRule="exact"/>
+        <w:keepNext w:val="0"/>
+        <w:keepLines/>
+        <w:pBdr>
+          <w:bottom w:val="single" w:sz="6" w:space="1" w:color="C9C9C9"/>
+        </w:pBdr>
+      </w:pPr>
+      <w:r>
+        <w:t xml:space="preserve"> </w:t>
+      </w:r>
+    </w:p>
+    <w:p>
+      <w:pPr>
+        <w:keepNext/>
+        <w:keepLines/>
+      </w:pPr>
+      <w:r>
+        <w:rPr>
+          <w:b/>
+        </w:rPr>
+        <w:t>Bug B</w:t>
       </w:r>
       <w:r>
-        <w:t>. Your maze must include:</w:t>
+        <w:t xml:space="preserve"> — Must stop at the goal. This runs forever.</w:t>
+      </w:r>
+    </w:p>
+    <w:p>
+      <w:pPr>
+        <w:spacing w:before="40" w:after="160"/>
+        <w:ind w:left="288"/>
+        <w:keepNext/>
+        <w:keepLines/>
+        <w:shd w:val="clear" w:fill="F4F4F4"/>
+      </w:pPr>
+      <w:r>
+        <w:rPr>
+          <w:rFonts w:ascii="Consolas" w:hAnsi="Consolas" w:cs="Consolas"/>
+          <w:sz w:val="21"/>
+        </w:rPr>
+        <w:t>while True:</w:t>
+        <w:br/>
+        <w:t xml:space="preserve">    if agent.detect(BLOCK, FORWARD):</w:t>
+        <w:br/>
+        <w:t xml:space="preserve">        agent.turn(RIGHT_TURN)</w:t>
+        <w:br/>
+        <w:t xml:space="preserve">    else:</w:t>
+        <w:br/>
+        <w:t xml:space="preserve">        agent.move(FORWARD, 1)</w:t>
+      </w:r>
+    </w:p>
+    <w:p>
+      <w:pPr>
+        <w:keepNext/>
+        <w:keepLines/>
+      </w:pPr>
+      <w:r>
+        <w:rPr>
+          <w:b/>
+        </w:rPr>
+        <w:t>Fixed code:</w:t>
+      </w:r>
+    </w:p>
+    <w:p>
+      <w:pPr>
+        <w:spacing w:after="0" w:before="0" w:line="520" w:lineRule="exact"/>
+        <w:keepNext/>
+        <w:keepLines/>
+        <w:pBdr>
+          <w:bottom w:val="single" w:sz="6" w:space="1" w:color="C9C9C9"/>
+        </w:pBdr>
+      </w:pPr>
+      <w:r>
+        <w:t xml:space="preserve"> </w:t>
+      </w:r>
+    </w:p>
+    <w:p>
+      <w:pPr>
+        <w:spacing w:after="0" w:before="0" w:line="520" w:lineRule="exact"/>
+        <w:keepNext/>
+        <w:keepLines/>
+        <w:pBdr>
+          <w:bottom w:val="single" w:sz="6" w:space="1" w:color="C9C9C9"/>
+        </w:pBdr>
+      </w:pPr>
+      <w:r>
+        <w:t xml:space="preserve"> </w:t>
+      </w:r>
+    </w:p>
+    <w:p>
+      <w:pPr>
+        <w:spacing w:after="0" w:before="0" w:line="520" w:lineRule="exact"/>
+        <w:keepNext/>
+        <w:keepLines/>
+        <w:pBdr>
+          <w:bottom w:val="single" w:sz="6" w:space="1" w:color="C9C9C9"/>
+        </w:pBdr>
+      </w:pPr>
+      <w:r>
+        <w:t xml:space="preserve"> </w:t>
+      </w:r>
+    </w:p>
+    <w:p>
+      <w:pPr>
+        <w:spacing w:after="0" w:before="0" w:line="520" w:lineRule="exact"/>
+        <w:keepNext w:val="0"/>
+        <w:keepLines/>
+        <w:pBdr>
+          <w:bottom w:val="single" w:sz="6" w:space="1" w:color="C9C9C9"/>
+        </w:pBdr>
+      </w:pPr>
+      <w:r>
+        <w:t xml:space="preserve"> </w:t>
+      </w:r>
+    </w:p>
+    <w:p>
+      <w:pPr>
+        <w:keepNext/>
+        <w:keepLines/>
+      </w:pPr>
+      <w:r>
+        <w:rPr>
+          <w:b/>
+        </w:rPr>
+        <w:t>Bug C</w:t>
+      </w:r>
+      <w:r>
+        <w:t xml:space="preserve"> — On a 3D maze the agent must climb floors. This only handles left/right/forward.</w:t>
+      </w:r>
+    </w:p>
+    <w:p>
+      <w:pPr>
+        <w:spacing w:before="40" w:after="160"/>
+        <w:ind w:left="288"/>
+        <w:keepNext/>
+        <w:keepLines/>
+        <w:shd w:val="clear" w:fill="F4F4F4"/>
+      </w:pPr>
+      <w:r>
+        <w:rPr>
+          <w:rFonts w:ascii="Consolas" w:hAnsi="Consolas" w:cs="Consolas"/>
+          <w:sz w:val="21"/>
+        </w:rPr>
+        <w:t>if agent.detect(BLOCK, FORWARD):</w:t>
+        <w:br/>
+        <w:t xml:space="preserve">    agent.turn(RIGHT_TURN)</w:t>
+        <w:br/>
+        <w:t>else:</w:t>
+        <w:br/>
+        <w:t xml:space="preserve">    agent.move(FORWARD, 1)</w:t>
+      </w:r>
+    </w:p>
+    <w:p>
+      <w:pPr>
+        <w:keepNext/>
+        <w:keepLines/>
+      </w:pPr>
+      <w:r>
+        <w:rPr>
+          <w:b/>
+        </w:rPr>
+        <w:t>Fixed code (add a way to go up):</w:t>
+      </w:r>
+    </w:p>
+    <w:p>
+      <w:pPr>
+        <w:spacing w:after="0" w:before="0" w:line="520" w:lineRule="exact"/>
+        <w:keepNext/>
+        <w:keepLines/>
+        <w:pBdr>
+          <w:bottom w:val="single" w:sz="6" w:space="1" w:color="C9C9C9"/>
+        </w:pBdr>
+      </w:pPr>
+      <w:r>
+        <w:t xml:space="preserve"> </w:t>
+      </w:r>
+    </w:p>
+    <w:p>
+      <w:pPr>
+        <w:spacing w:after="0" w:before="0" w:line="520" w:lineRule="exact"/>
+        <w:keepNext/>
+        <w:keepLines/>
+        <w:pBdr>
+          <w:bottom w:val="single" w:sz="6" w:space="1" w:color="C9C9C9"/>
+        </w:pBdr>
+      </w:pPr>
+      <w:r>
+        <w:t xml:space="preserve"> </w:t>
+      </w:r>
+    </w:p>
+    <w:p>
+      <w:pPr>
+        <w:spacing w:after="0" w:before="0" w:line="520" w:lineRule="exact"/>
+        <w:keepNext/>
+        <w:keepLines/>
+        <w:pBdr>
+          <w:bottom w:val="single" w:sz="6" w:space="1" w:color="C9C9C9"/>
+        </w:pBdr>
+      </w:pPr>
+      <w:r>
+        <w:t xml:space="preserve"> </w:t>
+      </w:r>
+    </w:p>
+    <w:p>
+      <w:pPr>
+        <w:spacing w:after="0" w:before="0" w:line="520" w:lineRule="exact"/>
+        <w:keepNext w:val="0"/>
+        <w:keepLines/>
+        <w:pBdr>
+          <w:bottom w:val="single" w:sz="6" w:space="1" w:color="C9C9C9"/>
+        </w:pBdr>
+      </w:pPr>
+      <w:r>
+        <w:t xml:space="preserve"> </w:t>
+      </w:r>
+    </w:p>
+    <w:p>
+      <w:pPr>
+        <w:keepNext/>
+        <w:keepLines/>
+        <w:pageBreakBefore/>
+        <w:spacing w:before="40" w:after="120"/>
+      </w:pPr>
+      <w:r>
+        <w:rPr>
+          <w:b/>
+          <w:color w:val="1A4D2E"/>
+          <w:sz w:val="30"/>
+        </w:rPr>
+        <w:t>4 · Write the Function 💻</w:t>
+      </w:r>
+    </w:p>
+    <w:p>
+      <w:pPr>
+        <w:keepNext/>
+        <w:keepLines/>
+      </w:pPr>
+      <w:r>
+        <w:t>Write a function that climbs to the next floor: move forward until a wall, then move up by 1.</w:t>
+      </w:r>
+    </w:p>
+    <w:p>
+      <w:pPr>
+        <w:spacing w:before="40" w:after="160"/>
+        <w:ind w:left="288"/>
+        <w:keepNext/>
+        <w:keepLines/>
+        <w:shd w:val="clear" w:fill="F4F4F4"/>
+      </w:pPr>
+      <w:r>
+        <w:rPr>
+          <w:rFonts w:ascii="Consolas" w:hAnsi="Consolas" w:cs="Consolas"/>
+          <w:sz w:val="21"/>
+        </w:rPr>
+        <w:t>def go_to_next_floor():</w:t>
+      </w:r>
+    </w:p>
+    <w:p>
+      <w:pPr>
+        <w:spacing w:after="0" w:before="0" w:line="520" w:lineRule="exact"/>
+        <w:keepNext/>
+        <w:keepLines/>
+        <w:pBdr>
+          <w:bottom w:val="single" w:sz="6" w:space="1" w:color="C9C9C9"/>
+        </w:pBdr>
+      </w:pPr>
+      <w:r>
+        <w:t xml:space="preserve"> </w:t>
+      </w:r>
+    </w:p>
+    <w:p>
+      <w:pPr>
+        <w:spacing w:after="0" w:before="0" w:line="520" w:lineRule="exact"/>
+        <w:keepNext/>
+        <w:keepLines/>
+        <w:pBdr>
+          <w:bottom w:val="single" w:sz="6" w:space="1" w:color="C9C9C9"/>
+        </w:pBdr>
+      </w:pPr>
+      <w:r>
+        <w:t xml:space="preserve"> </w:t>
+      </w:r>
+    </w:p>
+    <w:p>
+      <w:pPr>
+        <w:spacing w:after="0" w:before="0" w:line="520" w:lineRule="exact"/>
+        <w:keepNext/>
+        <w:keepLines/>
+        <w:pBdr>
+          <w:bottom w:val="single" w:sz="6" w:space="1" w:color="C9C9C9"/>
+        </w:pBdr>
+      </w:pPr>
+      <w:r>
+        <w:t xml:space="preserve"> </w:t>
+      </w:r>
+    </w:p>
+    <w:p>
+      <w:pPr>
+        <w:spacing w:after="0" w:before="0" w:line="520" w:lineRule="exact"/>
+        <w:keepNext w:val="0"/>
+        <w:keepLines/>
+        <w:pBdr>
+          <w:bottom w:val="single" w:sz="6" w:space="1" w:color="C9C9C9"/>
+        </w:pBdr>
+      </w:pPr>
+      <w:r>
+        <w:t xml:space="preserve"> </w:t>
+      </w:r>
+    </w:p>
+    <w:p>
+      <w:pPr>
+        <w:keepNext/>
+        <w:keepLines/>
+        <w:pageBreakBefore/>
+        <w:spacing w:before="40" w:after="120"/>
+      </w:pPr>
+      <w:r>
+        <w:rPr>
+          <w:b/>
+          <w:color w:val="1A4D2E"/>
+          <w:sz w:val="30"/>
+        </w:rPr>
+        <w:t>5 · Wire the Chat 💬</w:t>
+      </w:r>
+    </w:p>
+    <w:p>
+      <w:pPr>
+        <w:keepNext/>
+        <w:keepLines/>
+      </w:pPr>
+      <w:r>
+        <w:t xml:space="preserve">Write one line so typing </w:t>
+      </w:r>
+      <w:r>
+        <w:rPr>
+          <w:rFonts w:ascii="Consolas" w:hAnsi="Consolas" w:cs="Consolas"/>
+          <w:sz w:val="21"/>
+          <w:shd w:val="clear" w:fill="EEEEEE"/>
+        </w:rPr>
+        <w:t>solve</w:t>
+      </w:r>
+      <w:r>
+        <w:t xml:space="preserve"> in chat runs your </w:t>
+      </w:r>
+      <w:r>
+        <w:rPr>
+          <w:rFonts w:ascii="Consolas" w:hAnsi="Consolas" w:cs="Consolas"/>
+          <w:sz w:val="21"/>
+          <w:shd w:val="clear" w:fill="EEEEEE"/>
+        </w:rPr>
+        <w:t>solve_maze</w:t>
+      </w:r>
+      <w:r>
+        <w:t xml:space="preserve"> function.</w:t>
+      </w:r>
+    </w:p>
+    <w:p>
+      <w:pPr>
+        <w:spacing w:after="0" w:before="0" w:line="520" w:lineRule="exact"/>
+        <w:keepNext/>
+        <w:keepLines/>
+        <w:pBdr>
+          <w:bottom w:val="single" w:sz="6" w:space="1" w:color="C9C9C9"/>
+        </w:pBdr>
+      </w:pPr>
+      <w:r>
+        <w:t xml:space="preserve"> </w:t>
+      </w:r>
+    </w:p>
+    <w:p>
+      <w:pPr>
+        <w:spacing w:after="0" w:before="0" w:line="520" w:lineRule="exact"/>
+        <w:keepNext/>
+        <w:keepLines/>
+        <w:pBdr>
+          <w:bottom w:val="single" w:sz="6" w:space="1" w:color="C9C9C9"/>
+        </w:pBdr>
+      </w:pPr>
+      <w:r>
+        <w:t xml:space="preserve"> </w:t>
+      </w:r>
+    </w:p>
+    <w:p>
+      <w:pPr>
+        <w:spacing w:after="0" w:before="0" w:line="520" w:lineRule="exact"/>
+        <w:keepNext w:val="0"/>
+        <w:keepLines/>
+        <w:pBdr>
+          <w:bottom w:val="single" w:sz="6" w:space="1" w:color="C9C9C9"/>
+        </w:pBdr>
+      </w:pPr>
+      <w:r>
+        <w:t xml:space="preserve"> </w:t>
+      </w:r>
+    </w:p>
+    <w:p>
+      <w:pPr>
+        <w:keepNext/>
+        <w:keepLines/>
+        <w:pageBreakBefore/>
+        <w:spacing w:before="40" w:after="120"/>
+      </w:pPr>
+      <w:r>
+        <w:rPr>
+          <w:b/>
+          <w:color w:val="1A4D2E"/>
+          <w:sz w:val="30"/>
+        </w:rPr>
+        <w:t>6 · Build It 📸</w:t>
+      </w:r>
+    </w:p>
+    <w:p>
+      <w:pPr>
+        <w:keepNext/>
+        <w:keepLines/>
+      </w:pPr>
+      <w:r>
+        <w:t>Build your final project. Your maze must have:</w:t>
       </w:r>
     </w:p>
     <w:p>
@@ -985,7 +847,7 @@
         <w:t>20 × 20 × 20</w:t>
       </w:r>
       <w:r>
-        <w:t xml:space="preserve"> cube structure</w:t>
+        <w:t xml:space="preserve"> cube</w:t>
       </w:r>
     </w:p>
     <w:p>
@@ -999,9 +861,6 @@
         <w:t xml:space="preserve">•  </w:t>
       </w:r>
       <w:r>
-        <w:rPr>
-          <w:b/>
-        </w:rPr>
         <w:t>more than one floor</w:t>
       </w:r>
     </w:p>
@@ -1016,13 +875,7 @@
         <w:t xml:space="preserve">•  </w:t>
       </w:r>
       <w:r>
-        <w:t xml:space="preserve">at least </w:t>
-      </w:r>
-      <w:r>
-        <w:rPr>
-          <w:b/>
-        </w:rPr>
-        <w:t>1 redstone door</w:t>
+        <w:t>at least 1 redstone door</w:t>
       </w:r>
     </w:p>
     <w:p>
@@ -1036,16 +889,7 @@
         <w:t xml:space="preserve">•  </w:t>
       </w:r>
       <w:r>
-        <w:t xml:space="preserve">at least </w:t>
-      </w:r>
-      <w:r>
-        <w:rPr>
-          <w:b/>
-        </w:rPr>
-        <w:t>1 lever</w:t>
-      </w:r>
-      <w:r>
-        <w:t xml:space="preserve"> the agent must flip</w:t>
+        <w:t>at least 1 lever the agent flips</w:t>
       </w:r>
     </w:p>
     <w:p>
@@ -1059,22 +903,7 @@
         <w:t xml:space="preserve">•  </w:t>
       </w:r>
       <w:r>
-        <w:t xml:space="preserve">a clear </w:t>
-      </w:r>
-      <w:r>
-        <w:rPr>
-          <w:b/>
-        </w:rPr>
-        <w:t>start</w:t>
-      </w:r>
-      <w:r>
-        <w:t xml:space="preserve"> and </w:t>
-      </w:r>
-      <w:r>
-        <w:rPr>
-          <w:b/>
-        </w:rPr>
-        <w:t>finish</w:t>
+        <w:t>a clear start and finish</w:t>
       </w:r>
     </w:p>
     <w:p>
@@ -1088,7 +917,7 @@
         <w:t xml:space="preserve">•  </w:t>
       </w:r>
       <w:r>
-        <w:t xml:space="preserve">agent code that solves it on its own using </w:t>
+        <w:t xml:space="preserve">agent code that solves it with </w:t>
       </w:r>
       <w:r>
         <w:rPr>
@@ -1120,6 +949,17 @@
         </w:rPr>
         <w:t>interact</w:t>
       </w:r>
+      <w:r>
+        <w:t xml:space="preserve"> + </w:t>
+      </w:r>
+      <w:r>
+        <w:rPr>
+          <w:rFonts w:ascii="Consolas" w:hAnsi="Consolas" w:cs="Consolas"/>
+          <w:sz w:val="21"/>
+          <w:shd w:val="clear" w:fill="EEEEEE"/>
+        </w:rPr>
+        <w:t>agent.move(UP, 1)</w:t>
+      </w:r>
     </w:p>
     <w:p>
       <w:pPr>
@@ -1127,7 +967,7 @@
         <w:keepLines/>
       </w:pPr>
       <w:r>
-        <w:t>When you finish, come back here. Send a photo or video of the agent solving your maze, then explain what you did. Use these sentence starters — write 4 to 6 sentences total.</w:t>
+        <w:t>Send a photo or video of the agent reaching the goal. Then write 4-6 sentences.</w:t>
       </w:r>
     </w:p>
     <w:p>
@@ -1172,7 +1012,7 @@
           <w:i/>
           <w:color w:val="444444"/>
         </w:rPr>
-        <w:t>The hardest part of building the maze was …</w:t>
+        <w:t>The hardest part of building was …</w:t>
       </w:r>
     </w:p>
     <w:p>
@@ -1187,7 +1027,7 @@
           <w:i/>
           <w:color w:val="444444"/>
         </w:rPr>
-        <w:t>The hardest part of writing the code was …</w:t>
+        <w:t>The hardest part of the code was …</w:t>
       </w:r>
     </w:p>
     <w:p>
@@ -1217,7 +1057,7 @@
           <w:i/>
           <w:color w:val="444444"/>
         </w:rPr>
-        <w:t>The thing I am most proud of is …</w:t>
+        <w:t>I am most proud of …</w:t>
       </w:r>
     </w:p>
     <w:p>
@@ -1389,7 +1229,7 @@
           <w:color w:val="1A4D2E"/>
           <w:sz w:val="30"/>
         </w:rPr>
-        <w:t>4 · Record Your Walkthrough 🎥</w:t>
+        <w:t>7 · Record Your Walkthrough 🎥</w:t>
       </w:r>
     </w:p>
     <w:p>
@@ -1398,7 +1238,7 @@
         <w:keepLines/>
       </w:pPr>
       <w:r>
-        <w:t xml:space="preserve">Now take a video on your phone (or a parent's phone) while the agent runs your maze. Talk through it like you are teaching someone who has never seen it. Try to use these words: </w:t>
+        <w:t xml:space="preserve">Film on your phone while the agent runs. Teach it like the viewer has never seen it. Use these words: </w:t>
       </w:r>
       <w:r>
         <w:rPr>
@@ -1454,7 +1294,7 @@
         <w:ind w:left="864"/>
       </w:pPr>
       <w:r>
-        <w:t>1.  Show the cube maze from outside, then from inside.</w:t>
+        <w:t>1.  Show the cube from outside, then inside.</w:t>
       </w:r>
     </w:p>
     <w:p>
@@ -1465,7 +1305,7 @@
         <w:ind w:left="864"/>
       </w:pPr>
       <w:r>
-        <w:t>2.  Point out the start, the goal, the door, and the lever.</w:t>
+        <w:t>2.  Point out the start, goal, door, and lever.</w:t>
       </w:r>
     </w:p>
     <w:p>
@@ -1476,7 +1316,7 @@
         <w:ind w:left="864"/>
       </w:pPr>
       <w:r>
-        <w:t>3.  Run your code and follow the agent all the way to the goal.</w:t>
+        <w:t>3.  Run your code and follow the agent to the goal.</w:t>
       </w:r>
     </w:p>
     <w:p>
@@ -1487,7 +1327,7 @@
         <w:ind w:left="864"/>
       </w:pPr>
       <w:r>
-        <w:t>4.  Read the most important loop in your code out loud and say what it does.</w:t>
+        <w:t>4.  Read your most important loop out loud and say what it does.</w:t>
       </w:r>
     </w:p>
     <w:p>
@@ -1498,7 +1338,7 @@
         <w:ind w:left="864"/>
       </w:pPr>
       <w:r>
-        <w:t>5.  Say what you learned across the 8 weeks of this course.</w:t>
+        <w:t>5.  Say what you learned across the 8 weeks.</w:t>
       </w:r>
     </w:p>
     <w:p>
@@ -1510,10 +1350,7 @@
         <w:rPr>
           <w:b/>
         </w:rPr>
-        <w:t>Write what you will say in your video.</w:t>
-      </w:r>
-      <w:r>
-        <w:t xml:space="preserve"> Use the space below to plan it before you record — you can read from it while filming.</w:t>
+        <w:t>Plan what you will say below. Read from it while filming.</w:t>
       </w:r>
     </w:p>
     <w:p>
@@ -1694,16 +1531,7 @@
         <w:keepLines/>
       </w:pPr>
       <w:r>
-        <w:t xml:space="preserve">Send this worksheet + your walkthrough video to teacher on KakaoTalk. This is the </w:t>
-      </w:r>
-      <w:r>
-        <w:rPr>
-          <w:b/>
-        </w:rPr>
-        <w:t>last week</w:t>
-      </w:r>
-      <w:r>
-        <w:t xml:space="preserve"> of Maze Madness — congratulations on finishing the full Minecraft track!</w:t>
+        <w:t>Send this worksheet + your walkthrough video to teacher on KakaoTalk.</w:t>
       </w:r>
     </w:p>
     <w:sectPr>
